--- a/RFI-Docs/COIN--Charleston HEROIC Summary 12-2-24.docx
+++ b/RFI-Docs/COIN--Charleston HEROIC Summary 12-2-24.docx
@@ -4,8 +4,122 @@
   <w:body>
     <w:p>
       <w:pPr>
+        <w:jc w:val="left"/>
+      </w:pPr>
+      <w:r>
+        <w:rPr>
+          <w:color w:val="646464"/>
+          <w:sz w:val="18"/>
+        </w:rPr>
+        <w:t>Document: COIN--Charleston HEROIC Summary 12-2-24.docx</w:t>
+      </w:r>
+    </w:p>
+    <w:p>
+      <w:pPr>
+        <w:jc w:val="left"/>
+      </w:pPr>
+      <w:r>
+        <w:rPr>
+          <w:color w:val="646464"/>
+          <w:sz w:val="18"/>
+        </w:rPr>
+        <w:t>Title: COIN--Charleston HEROIC Summary 12-2-24</w:t>
+      </w:r>
+    </w:p>
+    <w:p>
+      <w:pPr>
+        <w:jc w:val="left"/>
+      </w:pPr>
+      <w:r>
+        <w:rPr>
+          <w:color w:val="646464"/>
+          <w:sz w:val="18"/>
+        </w:rPr>
+        <w:t>Topic: Centers | Type: Presentations and Other Documents</w:t>
+      </w:r>
+    </w:p>
+    <w:p>
+      <w:pPr>
+        <w:jc w:val="left"/>
+      </w:pPr>
+      <w:r>
+        <w:rPr>
+          <w:color w:val="646464"/>
+          <w:sz w:val="18"/>
+        </w:rPr>
+        <w:t>Created: 2025-02-21 | By: Richman, Michael (VACO)</w:t>
+      </w:r>
+    </w:p>
+    <w:p>
+      <w:pPr>
+        <w:jc w:val="left"/>
+      </w:pPr>
+      <w:r>
+        <w:rPr>
+          <w:color w:val="646464"/>
+          <w:sz w:val="18"/>
+        </w:rPr>
+        <w:t>Modified: 2025-02-21 | By: Richman, Michael (VACO)</w:t>
+      </w:r>
+    </w:p>
+    <w:p>
+      <w:pPr>
+        <w:jc w:val="left"/>
+      </w:pPr>
+      <w:r>
+        <w:rPr>
+          <w:color w:val="C8C8C8"/>
+          <w:sz w:val="16"/>
+        </w:rPr>
+        <w:t>────────────────────────────────────────────────────────────────────────────────</w:t>
+      </w:r>
+    </w:p>
+    <w:p>
+      <w:pPr>
+        <w:jc w:val="left"/>
+      </w:pPr>
+      <w:r/>
+    </w:p>
+    <w:p>
+      <w:pPr>
+        <w:jc w:val="left"/>
+      </w:pPr>
+      <w:r>
+        <w:rPr>
+          <w:color w:val="646464"/>
+          <w:sz w:val="18"/>
+        </w:rPr>
+        <w:t>Topic: Centers | Type: Presentations and Other Documents</w:t>
+      </w:r>
+    </w:p>
+    <w:p>
+      <w:pPr>
+        <w:jc w:val="left"/>
+      </w:pPr>
+      <w:r>
+        <w:rPr>
+          <w:color w:val="646464"/>
+          <w:sz w:val="18"/>
+        </w:rPr>
+        <w:t>Created: 2025-02-21 | By: Richman, Michael (VACO)</w:t>
+      </w:r>
+    </w:p>
+    <w:p>
+      <w:pPr>
+        <w:jc w:val="left"/>
+      </w:pPr>
+      <w:r>
+        <w:rPr>
+          <w:color w:val="646464"/>
+          <w:sz w:val="18"/>
+        </w:rPr>
+        <w:t>Modified: 2025-02-21 | By: Richman, Michael (VACO)</w:t>
+      </w:r>
+    </w:p>
+    <w:p>
+      <w:pPr>
         <w:spacing w:after="0" w:line="240" w:lineRule="auto"/>
-        <w:jc w:val="center"/>
+        <w:jc w:val="left"/>
         <w:rPr>
           <w:rFonts w:ascii="Arial" w:hAnsi="Arial" w:cs="Arial"/>
           <w:b/>
@@ -14,11 +128,10 @@
       </w:pPr>
       <w:r>
         <w:rPr>
-          <w:rFonts w:ascii="Arial" w:hAnsi="Arial" w:cs="Arial"/>
-          <w:b/>
-          <w:bCs/>
-        </w:rPr>
-        <w:t>Health Equity Rural Innovation Center (HEROIC)</w:t>
+          <w:color w:val="C8C8C8"/>
+          <w:sz w:val="16"/>
+        </w:rPr>
+        <w:t>────────────────────────────────────────────────────────────────────────────────</w:t>
       </w:r>
     </w:p>
     <w:p>
@@ -28,6 +141,7 @@
           <w:rFonts w:ascii="Arial" w:hAnsi="Arial" w:cs="Arial"/>
         </w:rPr>
       </w:pPr>
+      <w:r/>
     </w:p>
     <w:p>
       <w:pPr>
